--- a/DRAFT_LAPORAN_HASIL_PERBAIKAN_LAB_DAN_BENGKEL(1).docx
+++ b/DRAFT_LAPORAN_HASIL_PERBAIKAN_LAB_DAN_BENGKEL(1).docx
@@ -221,7 +221,6 @@
     </w:p>
     <w:p>
       <w:pPr>
-        <w:spacing w:after="0"/>
         <w:jc w:val="center"/>
         <w:rPr>
           <w:rFonts w:ascii="Times New Roman" w:hAnsi="Times New Roman" w:cs="Times New Roman"/>
@@ -229,6 +228,21 @@
           <w:bCs/>
           <w:sz w:val="24"/>
           <w:szCs w:val="24"/>
+          <w:lang w:val="sv-SE"/>
+        </w:rPr>
+      </w:pPr>
+      <w:bookmarkStart w:id="0" w:name="_Hlk201043372"/>
+    </w:p>
+    <w:p>
+      <w:pPr>
+        <w:jc w:val="center"/>
+        <w:rPr>
+          <w:rFonts w:ascii="Times New Roman" w:hAnsi="Times New Roman" w:cs="Times New Roman"/>
+          <w:b/>
+          <w:bCs/>
+          <w:sz w:val="24"/>
+          <w:szCs w:val="24"/>
+          <w:lang w:val="sv-SE"/>
         </w:rPr>
       </w:pPr>
     </w:p>
@@ -241,141 +255,7 @@
           <w:bCs/>
           <w:sz w:val="24"/>
           <w:szCs w:val="24"/>
-        </w:rPr>
-      </w:pPr>
-      <w:bookmarkStart w:id="0" w:name="_Hlk201043372"/>
-      <w:r>
-        <w:rPr>
-          <w:rFonts w:ascii="Times New Roman" w:hAnsi="Times New Roman" w:cs="Times New Roman"/>
-          <w:b/>
-          <w:bCs/>
-          <w:sz w:val="24"/>
-          <w:szCs w:val="24"/>
-        </w:rPr>
-        <w:t>NAMA BENGKEL/LABORATORIUM: (</w:t>
-      </w:r>
-      <w:proofErr w:type="spellStart"/>
-      <w:r>
-        <w:rPr>
-          <w:rFonts w:ascii="Times New Roman" w:hAnsi="Times New Roman" w:cs="Times New Roman"/>
-          <w:b/>
-          <w:bCs/>
-          <w:sz w:val="24"/>
-          <w:szCs w:val="24"/>
-        </w:rPr>
-        <w:t>tulis</w:t>
-      </w:r>
-      <w:proofErr w:type="spellEnd"/>
-      <w:r>
-        <w:rPr>
-          <w:rFonts w:ascii="Times New Roman" w:hAnsi="Times New Roman" w:cs="Times New Roman"/>
-          <w:b/>
-          <w:bCs/>
-          <w:sz w:val="24"/>
-          <w:szCs w:val="24"/>
-        </w:rPr>
-        <w:t xml:space="preserve"> nama lab/</w:t>
-      </w:r>
-      <w:proofErr w:type="spellStart"/>
-      <w:r>
-        <w:rPr>
-          <w:rFonts w:ascii="Times New Roman" w:hAnsi="Times New Roman" w:cs="Times New Roman"/>
-          <w:b/>
-          <w:bCs/>
-          <w:sz w:val="24"/>
-          <w:szCs w:val="24"/>
-        </w:rPr>
-        <w:t>bengkel</w:t>
-      </w:r>
-      <w:proofErr w:type="spellEnd"/>
-      <w:r>
-        <w:rPr>
-          <w:rFonts w:ascii="Times New Roman" w:hAnsi="Times New Roman" w:cs="Times New Roman"/>
-          <w:b/>
-          <w:bCs/>
-          <w:sz w:val="24"/>
-          <w:szCs w:val="24"/>
-        </w:rPr>
-        <w:t>)</w:t>
-      </w:r>
-    </w:p>
-    <w:p>
-      <w:pPr>
-        <w:jc w:val="center"/>
-        <w:rPr>
-          <w:rFonts w:ascii="Times New Roman" w:hAnsi="Times New Roman" w:cs="Times New Roman"/>
-          <w:b/>
-          <w:bCs/>
-          <w:sz w:val="24"/>
-          <w:szCs w:val="24"/>
-        </w:rPr>
-      </w:pPr>
-      <w:r>
-        <w:rPr>
-          <w:rFonts w:ascii="Times New Roman" w:hAnsi="Times New Roman" w:cs="Times New Roman"/>
-          <w:b/>
-          <w:bCs/>
-          <w:sz w:val="24"/>
-          <w:szCs w:val="24"/>
-        </w:rPr>
-        <w:t>NAMA KALAB/</w:t>
-      </w:r>
-      <w:proofErr w:type="gramStart"/>
-      <w:r>
-        <w:rPr>
-          <w:rFonts w:ascii="Times New Roman" w:hAnsi="Times New Roman" w:cs="Times New Roman"/>
-          <w:b/>
-          <w:bCs/>
-          <w:sz w:val="24"/>
-          <w:szCs w:val="24"/>
-        </w:rPr>
-        <w:t>KABENG  :</w:t>
-      </w:r>
-      <w:proofErr w:type="gramEnd"/>
-    </w:p>
-    <w:p>
-      <w:pPr>
-        <w:jc w:val="center"/>
-        <w:rPr>
-          <w:rFonts w:ascii="Times New Roman" w:hAnsi="Times New Roman" w:cs="Times New Roman"/>
-          <w:b/>
-          <w:bCs/>
-          <w:sz w:val="24"/>
-          <w:szCs w:val="24"/>
-        </w:rPr>
-      </w:pPr>
-      <w:r>
-        <w:rPr>
-          <w:rFonts w:ascii="Times New Roman" w:hAnsi="Times New Roman" w:cs="Times New Roman"/>
-          <w:b/>
-          <w:bCs/>
-          <w:sz w:val="24"/>
-          <w:szCs w:val="24"/>
-        </w:rPr>
-        <w:t xml:space="preserve">NAMA TEKNISI/ </w:t>
-      </w:r>
-      <w:proofErr w:type="gramStart"/>
-      <w:r>
-        <w:rPr>
-          <w:rFonts w:ascii="Times New Roman" w:hAnsi="Times New Roman" w:cs="Times New Roman"/>
-          <w:b/>
-          <w:bCs/>
-          <w:sz w:val="24"/>
-          <w:szCs w:val="24"/>
-        </w:rPr>
-        <w:t>PLP :</w:t>
-      </w:r>
-      <w:proofErr w:type="gramEnd"/>
-    </w:p>
-    <w:p>
-      <w:pPr>
-        <w:jc w:val="center"/>
-        <w:rPr>
-          <w:rFonts w:ascii="Times New Roman" w:hAnsi="Times New Roman" w:cs="Times New Roman"/>
-          <w:b/>
-          <w:bCs/>
-          <w:sz w:val="24"/>
-          <w:szCs w:val="24"/>
+          <w:lang w:val="sv-SE"/>
         </w:rPr>
       </w:pPr>
     </w:p>
@@ -388,6 +268,7 @@
           <w:bCs/>
           <w:sz w:val="24"/>
           <w:szCs w:val="24"/>
+          <w:lang w:val="sv-SE"/>
         </w:rPr>
       </w:pPr>
     </w:p>
@@ -400,17 +281,7 @@
           <w:bCs/>
           <w:sz w:val="24"/>
           <w:szCs w:val="24"/>
-        </w:rPr>
-      </w:pPr>
-    </w:p>
-    <w:p>
-      <w:pPr>
-        <w:rPr>
-          <w:rFonts w:ascii="Times New Roman" w:hAnsi="Times New Roman" w:cs="Times New Roman"/>
-          <w:b/>
-          <w:bCs/>
-          <w:sz w:val="24"/>
-          <w:szCs w:val="24"/>
+          <w:lang w:val="sv-SE"/>
         </w:rPr>
       </w:pPr>
     </w:p>
@@ -421,17 +292,44 @@
           <w:rFonts w:ascii="Times New Roman" w:hAnsi="Times New Roman" w:cs="Times New Roman"/>
           <w:b/>
           <w:bCs/>
-          <w:sz w:val="52"/>
-          <w:szCs w:val="52"/>
+          <w:sz w:val="24"/>
+          <w:szCs w:val="24"/>
+          <w:lang w:val="sv-SE"/>
         </w:rPr>
       </w:pPr>
-      <w:r>
+    </w:p>
+    <w:p>
+      <w:pPr>
+        <w:rPr>
+          <w:rFonts w:ascii="Times New Roman" w:hAnsi="Times New Roman" w:cs="Times New Roman"/>
+          <w:b/>
+          <w:bCs/>
+          <w:sz w:val="24"/>
+          <w:szCs w:val="24"/>
+          <w:lang w:val="sv-SE"/>
+        </w:rPr>
+      </w:pPr>
+    </w:p>
+    <w:p>
+      <w:pPr>
+        <w:jc w:val="center"/>
         <w:rPr>
           <w:rFonts w:ascii="Times New Roman" w:hAnsi="Times New Roman" w:cs="Times New Roman"/>
           <w:b/>
           <w:bCs/>
           <w:sz w:val="52"/>
           <w:szCs w:val="52"/>
+          <w:lang w:val="sv-SE"/>
+        </w:rPr>
+      </w:pPr>
+      <w:r>
+        <w:rPr>
+          <w:rFonts w:ascii="Times New Roman" w:hAnsi="Times New Roman" w:cs="Times New Roman"/>
+          <w:b/>
+          <w:bCs/>
+          <w:sz w:val="52"/>
+          <w:szCs w:val="52"/>
+          <w:lang w:val="sv-SE"/>
         </w:rPr>
         <w:t>PERIODE PELAPORAN: SEMESTER GENAP 2024/2025</w:t>
       </w:r>
@@ -1084,7 +982,6 @@
                 <w:szCs w:val="18"/>
               </w:rPr>
             </w:pPr>
-            <w:proofErr w:type="spellStart"/>
             <w:r>
               <w:rPr>
                 <w:rFonts w:ascii="Times New Roman" w:hAnsi="Times New Roman" w:cs="Times New Roman"/>
@@ -1093,18 +990,7 @@
                 <w:sz w:val="18"/>
                 <w:szCs w:val="18"/>
               </w:rPr>
-              <w:t>Ajukan</w:t>
-            </w:r>
-            <w:proofErr w:type="spellEnd"/>
-            <w:r>
-              <w:rPr>
-                <w:rFonts w:ascii="Times New Roman" w:hAnsi="Times New Roman" w:cs="Times New Roman"/>
-                <w:b/>
-                <w:bCs/>
-                <w:sz w:val="18"/>
-                <w:szCs w:val="18"/>
-              </w:rPr>
-              <w:t xml:space="preserve"> </w:t>
+              <w:t xml:space="preserve">Ajukan </w:t>
             </w:r>
             <w:proofErr w:type="spellStart"/>
             <w:r>
@@ -1228,14 +1114,6 @@
                 <w:szCs w:val="24"/>
               </w:rPr>
             </w:pPr>
-            <w:r>
-              <w:rPr>
-                <w:rFonts w:ascii="Segoe UI Symbol" w:hAnsi="Segoe UI Symbol" w:cs="Segoe UI Symbol"/>
-                <w:sz w:val="24"/>
-                <w:szCs w:val="24"/>
-              </w:rPr>
-              <w:t>✔</w:t>
-            </w:r>
           </w:p>
         </w:tc>
         <w:tc>
@@ -1296,61 +1174,6 @@
                 <w:szCs w:val="24"/>
               </w:rPr>
             </w:pPr>
-            <w:proofErr w:type="spellStart"/>
-            <w:r>
-              <w:rPr>
-                <w:rFonts w:ascii="Times New Roman" w:hAnsi="Times New Roman" w:cs="Times New Roman"/>
-                <w:sz w:val="24"/>
-                <w:szCs w:val="24"/>
-              </w:rPr>
-              <w:t>Contoh</w:t>
-            </w:r>
-            <w:proofErr w:type="spellEnd"/>
-            <w:r>
-              <w:rPr>
-                <w:rFonts w:ascii="Times New Roman" w:hAnsi="Times New Roman" w:cs="Times New Roman"/>
-                <w:sz w:val="24"/>
-                <w:szCs w:val="24"/>
-              </w:rPr>
-              <w:t>:</w:t>
-            </w:r>
-          </w:p>
-          <w:p>
-            <w:pPr>
-              <w:rPr>
-                <w:rFonts w:ascii="Times New Roman" w:hAnsi="Times New Roman" w:cs="Times New Roman"/>
-                <w:sz w:val="24"/>
-                <w:szCs w:val="24"/>
-              </w:rPr>
-            </w:pPr>
-            <w:proofErr w:type="spellStart"/>
-            <w:r>
-              <w:rPr>
-                <w:rFonts w:ascii="Times New Roman" w:hAnsi="Times New Roman" w:cs="Times New Roman"/>
-                <w:sz w:val="24"/>
-                <w:szCs w:val="24"/>
-              </w:rPr>
-              <w:t>Sudah</w:t>
-            </w:r>
-            <w:proofErr w:type="spellEnd"/>
-            <w:r>
-              <w:rPr>
-                <w:rFonts w:ascii="Times New Roman" w:hAnsi="Times New Roman" w:cs="Times New Roman"/>
-                <w:sz w:val="24"/>
-                <w:szCs w:val="24"/>
-              </w:rPr>
-              <w:t xml:space="preserve"> </w:t>
-            </w:r>
-            <w:proofErr w:type="spellStart"/>
-            <w:r>
-              <w:rPr>
-                <w:rFonts w:ascii="Times New Roman" w:hAnsi="Times New Roman" w:cs="Times New Roman"/>
-                <w:sz w:val="24"/>
-                <w:szCs w:val="24"/>
-              </w:rPr>
-              <w:t>diperbaiki</w:t>
-            </w:r>
-            <w:proofErr w:type="spellEnd"/>
           </w:p>
         </w:tc>
       </w:tr>
@@ -1364,21 +1187,12 @@
           </w:tcPr>
           <w:p>
             <w:pPr>
-              <w:jc w:val="center"/>
-              <w:rPr>
-                <w:rFonts w:ascii="Times New Roman" w:hAnsi="Times New Roman" w:cs="Times New Roman"/>
-                <w:sz w:val="24"/>
-                <w:szCs w:val="24"/>
-              </w:rPr>
-            </w:pPr>
-            <w:r>
-              <w:rPr>
-                <w:rFonts w:ascii="Times New Roman" w:hAnsi="Times New Roman" w:cs="Times New Roman"/>
-                <w:sz w:val="24"/>
-                <w:szCs w:val="24"/>
-              </w:rPr>
-              <w:t>2</w:t>
-            </w:r>
+              <w:rPr>
+                <w:rFonts w:ascii="Times New Roman" w:hAnsi="Times New Roman" w:cs="Times New Roman"/>
+                <w:sz w:val="24"/>
+                <w:szCs w:val="24"/>
+              </w:rPr>
+            </w:pPr>
           </w:p>
         </w:tc>
         <w:tc>
@@ -1439,14 +1253,6 @@
                 <w:szCs w:val="24"/>
               </w:rPr>
             </w:pPr>
-            <w:r>
-              <w:rPr>
-                <w:rFonts w:ascii="Segoe UI Symbol" w:hAnsi="Segoe UI Symbol" w:cs="Segoe UI Symbol"/>
-                <w:sz w:val="24"/>
-                <w:szCs w:val="24"/>
-              </w:rPr>
-              <w:t>✔</w:t>
-            </w:r>
           </w:p>
         </w:tc>
         <w:tc>
@@ -1491,61 +1297,6 @@
                 <w:szCs w:val="24"/>
               </w:rPr>
             </w:pPr>
-            <w:proofErr w:type="spellStart"/>
-            <w:r>
-              <w:rPr>
-                <w:rFonts w:ascii="Times New Roman" w:hAnsi="Times New Roman" w:cs="Times New Roman"/>
-                <w:sz w:val="24"/>
-                <w:szCs w:val="24"/>
-              </w:rPr>
-              <w:t>Contoh</w:t>
-            </w:r>
-            <w:proofErr w:type="spellEnd"/>
-            <w:r>
-              <w:rPr>
-                <w:rFonts w:ascii="Times New Roman" w:hAnsi="Times New Roman" w:cs="Times New Roman"/>
-                <w:sz w:val="24"/>
-                <w:szCs w:val="24"/>
-              </w:rPr>
-              <w:t>:</w:t>
-            </w:r>
-          </w:p>
-          <w:p>
-            <w:pPr>
-              <w:rPr>
-                <w:rFonts w:ascii="Times New Roman" w:hAnsi="Times New Roman" w:cs="Times New Roman"/>
-                <w:sz w:val="24"/>
-                <w:szCs w:val="24"/>
-              </w:rPr>
-            </w:pPr>
-            <w:proofErr w:type="spellStart"/>
-            <w:r>
-              <w:rPr>
-                <w:rFonts w:ascii="Times New Roman" w:hAnsi="Times New Roman" w:cs="Times New Roman"/>
-                <w:sz w:val="24"/>
-                <w:szCs w:val="24"/>
-              </w:rPr>
-              <w:t>Menunggu</w:t>
-            </w:r>
-            <w:proofErr w:type="spellEnd"/>
-            <w:r>
-              <w:rPr>
-                <w:rFonts w:ascii="Times New Roman" w:hAnsi="Times New Roman" w:cs="Times New Roman"/>
-                <w:sz w:val="24"/>
-                <w:szCs w:val="24"/>
-              </w:rPr>
-              <w:t xml:space="preserve"> Suku </w:t>
-            </w:r>
-            <w:proofErr w:type="spellStart"/>
-            <w:r>
-              <w:rPr>
-                <w:rFonts w:ascii="Times New Roman" w:hAnsi="Times New Roman" w:cs="Times New Roman"/>
-                <w:sz w:val="24"/>
-                <w:szCs w:val="24"/>
-              </w:rPr>
-              <w:t>Cadang</w:t>
-            </w:r>
-            <w:proofErr w:type="spellEnd"/>
           </w:p>
         </w:tc>
       </w:tr>
@@ -1566,14 +1317,6 @@
                 <w:szCs w:val="24"/>
               </w:rPr>
             </w:pPr>
-            <w:r>
-              <w:rPr>
-                <w:rFonts w:ascii="Times New Roman" w:hAnsi="Times New Roman" w:cs="Times New Roman"/>
-                <w:sz w:val="24"/>
-                <w:szCs w:val="24"/>
-              </w:rPr>
-              <w:t>3</w:t>
-            </w:r>
           </w:p>
         </w:tc>
         <w:tc>
@@ -1650,14 +1393,6 @@
                 <w:szCs w:val="24"/>
               </w:rPr>
             </w:pPr>
-            <w:r>
-              <w:rPr>
-                <w:rFonts w:ascii="Segoe UI Symbol" w:hAnsi="Segoe UI Symbol" w:cs="Segoe UI Symbol"/>
-                <w:sz w:val="24"/>
-                <w:szCs w:val="24"/>
-              </w:rPr>
-              <w:t>✔</w:t>
-            </w:r>
           </w:p>
         </w:tc>
         <w:tc>
@@ -1686,201 +1421,6 @@
                 <w:szCs w:val="24"/>
               </w:rPr>
             </w:pPr>
-            <w:proofErr w:type="spellStart"/>
-            <w:r>
-              <w:rPr>
-                <w:rFonts w:ascii="Times New Roman" w:hAnsi="Times New Roman" w:cs="Times New Roman"/>
-                <w:sz w:val="24"/>
-                <w:szCs w:val="24"/>
-              </w:rPr>
-              <w:t>Contoh</w:t>
-            </w:r>
-            <w:proofErr w:type="spellEnd"/>
-            <w:r>
-              <w:rPr>
-                <w:rFonts w:ascii="Times New Roman" w:hAnsi="Times New Roman" w:cs="Times New Roman"/>
-                <w:sz w:val="24"/>
-                <w:szCs w:val="24"/>
-              </w:rPr>
-              <w:t>:</w:t>
-            </w:r>
-          </w:p>
-          <w:p>
-            <w:pPr>
-              <w:rPr>
-                <w:rFonts w:ascii="Times New Roman" w:hAnsi="Times New Roman" w:cs="Times New Roman"/>
-                <w:sz w:val="24"/>
-                <w:szCs w:val="24"/>
-              </w:rPr>
-            </w:pPr>
-            <w:r>
-              <w:rPr>
-                <w:rFonts w:ascii="Times New Roman" w:hAnsi="Times New Roman" w:cs="Times New Roman"/>
-                <w:sz w:val="24"/>
-                <w:szCs w:val="24"/>
-              </w:rPr>
-              <w:t xml:space="preserve">Tidak </w:t>
-            </w:r>
-            <w:proofErr w:type="spellStart"/>
-            <w:r>
-              <w:rPr>
-                <w:rFonts w:ascii="Times New Roman" w:hAnsi="Times New Roman" w:cs="Times New Roman"/>
-                <w:sz w:val="24"/>
-                <w:szCs w:val="24"/>
-              </w:rPr>
-              <w:t>bisa</w:t>
-            </w:r>
-            <w:proofErr w:type="spellEnd"/>
-            <w:r>
-              <w:rPr>
-                <w:rFonts w:ascii="Times New Roman" w:hAnsi="Times New Roman" w:cs="Times New Roman"/>
-                <w:sz w:val="24"/>
-                <w:szCs w:val="24"/>
-              </w:rPr>
-              <w:t xml:space="preserve"> </w:t>
-            </w:r>
-            <w:proofErr w:type="spellStart"/>
-            <w:r>
-              <w:rPr>
-                <w:rFonts w:ascii="Times New Roman" w:hAnsi="Times New Roman" w:cs="Times New Roman"/>
-                <w:sz w:val="24"/>
-                <w:szCs w:val="24"/>
-              </w:rPr>
-              <w:t>diperbaiki</w:t>
-            </w:r>
-            <w:proofErr w:type="spellEnd"/>
-            <w:r>
-              <w:rPr>
-                <w:rFonts w:ascii="Times New Roman" w:hAnsi="Times New Roman" w:cs="Times New Roman"/>
-                <w:sz w:val="24"/>
-                <w:szCs w:val="24"/>
-              </w:rPr>
-              <w:t xml:space="preserve"> </w:t>
-            </w:r>
-            <w:proofErr w:type="spellStart"/>
-            <w:r>
-              <w:rPr>
-                <w:rFonts w:ascii="Times New Roman" w:hAnsi="Times New Roman" w:cs="Times New Roman"/>
-                <w:sz w:val="24"/>
-                <w:szCs w:val="24"/>
-              </w:rPr>
-              <w:t>karena</w:t>
-            </w:r>
-            <w:proofErr w:type="spellEnd"/>
-            <w:r>
-              <w:rPr>
-                <w:rFonts w:ascii="Times New Roman" w:hAnsi="Times New Roman" w:cs="Times New Roman"/>
-                <w:sz w:val="24"/>
-                <w:szCs w:val="24"/>
-              </w:rPr>
-              <w:t xml:space="preserve"> </w:t>
-            </w:r>
-            <w:proofErr w:type="spellStart"/>
-            <w:r>
-              <w:rPr>
-                <w:rFonts w:ascii="Times New Roman" w:hAnsi="Times New Roman" w:cs="Times New Roman"/>
-                <w:sz w:val="24"/>
-                <w:szCs w:val="24"/>
-              </w:rPr>
-              <w:t>kerusakan</w:t>
-            </w:r>
-            <w:proofErr w:type="spellEnd"/>
-            <w:r>
-              <w:rPr>
-                <w:rFonts w:ascii="Times New Roman" w:hAnsi="Times New Roman" w:cs="Times New Roman"/>
-                <w:sz w:val="24"/>
-                <w:szCs w:val="24"/>
-              </w:rPr>
-              <w:t xml:space="preserve"> </w:t>
-            </w:r>
-            <w:proofErr w:type="spellStart"/>
-            <w:r>
-              <w:rPr>
-                <w:rFonts w:ascii="Times New Roman" w:hAnsi="Times New Roman" w:cs="Times New Roman"/>
-                <w:sz w:val="24"/>
-                <w:szCs w:val="24"/>
-              </w:rPr>
-              <w:t>peralatan</w:t>
-            </w:r>
-            <w:proofErr w:type="spellEnd"/>
-            <w:r>
-              <w:rPr>
-                <w:rFonts w:ascii="Times New Roman" w:hAnsi="Times New Roman" w:cs="Times New Roman"/>
-                <w:sz w:val="24"/>
-                <w:szCs w:val="24"/>
-              </w:rPr>
-              <w:t xml:space="preserve"> </w:t>
-            </w:r>
-            <w:r>
-              <w:rPr>
-                <w:rFonts w:ascii="Times New Roman" w:hAnsi="Times New Roman" w:cs="Times New Roman"/>
-                <w:sz w:val="24"/>
-                <w:szCs w:val="24"/>
-              </w:rPr>
-              <w:t>9</w:t>
-            </w:r>
-            <w:r>
-              <w:rPr>
-                <w:rFonts w:ascii="Times New Roman" w:hAnsi="Times New Roman" w:cs="Times New Roman"/>
-                <w:sz w:val="24"/>
-                <w:szCs w:val="24"/>
-              </w:rPr>
-              <w:t>0%</w:t>
-            </w:r>
-            <w:r>
-              <w:rPr>
-                <w:rFonts w:ascii="Times New Roman" w:hAnsi="Times New Roman" w:cs="Times New Roman"/>
-                <w:sz w:val="24"/>
-                <w:szCs w:val="24"/>
-              </w:rPr>
-              <w:t xml:space="preserve">, </w:t>
-            </w:r>
-            <w:proofErr w:type="spellStart"/>
-            <w:r>
-              <w:rPr>
-                <w:rFonts w:ascii="Times New Roman" w:hAnsi="Times New Roman" w:cs="Times New Roman"/>
-                <w:sz w:val="24"/>
-                <w:szCs w:val="24"/>
-              </w:rPr>
-              <w:t>peralatan</w:t>
-            </w:r>
-            <w:proofErr w:type="spellEnd"/>
-            <w:r>
-              <w:rPr>
-                <w:rFonts w:ascii="Times New Roman" w:hAnsi="Times New Roman" w:cs="Times New Roman"/>
-                <w:sz w:val="24"/>
-                <w:szCs w:val="24"/>
-              </w:rPr>
-              <w:t xml:space="preserve"> </w:t>
-            </w:r>
-            <w:proofErr w:type="spellStart"/>
-            <w:r>
-              <w:rPr>
-                <w:rFonts w:ascii="Times New Roman" w:hAnsi="Times New Roman" w:cs="Times New Roman"/>
-                <w:sz w:val="24"/>
-                <w:szCs w:val="24"/>
-              </w:rPr>
-              <w:t>harus</w:t>
-            </w:r>
-            <w:proofErr w:type="spellEnd"/>
-            <w:r>
-              <w:rPr>
-                <w:rFonts w:ascii="Times New Roman" w:hAnsi="Times New Roman" w:cs="Times New Roman"/>
-                <w:sz w:val="24"/>
-                <w:szCs w:val="24"/>
-              </w:rPr>
-              <w:t xml:space="preserve"> </w:t>
-            </w:r>
-            <w:proofErr w:type="spellStart"/>
-            <w:r>
-              <w:rPr>
-                <w:rFonts w:ascii="Times New Roman" w:hAnsi="Times New Roman" w:cs="Times New Roman"/>
-                <w:sz w:val="24"/>
-                <w:szCs w:val="24"/>
-              </w:rPr>
-              <w:t>diganti</w:t>
-            </w:r>
-            <w:proofErr w:type="spellEnd"/>
           </w:p>
         </w:tc>
       </w:tr>
@@ -1901,14 +1441,6 @@
                 <w:szCs w:val="24"/>
               </w:rPr>
             </w:pPr>
-            <w:r>
-              <w:rPr>
-                <w:rFonts w:ascii="Times New Roman" w:hAnsi="Times New Roman" w:cs="Times New Roman"/>
-                <w:sz w:val="24"/>
-                <w:szCs w:val="24"/>
-              </w:rPr>
-              <w:t>4</w:t>
-            </w:r>
           </w:p>
         </w:tc>
         <w:tc>
@@ -2033,14 +1565,6 @@
                 <w:szCs w:val="24"/>
               </w:rPr>
             </w:pPr>
-            <w:r>
-              <w:rPr>
-                <w:rFonts w:ascii="Times New Roman" w:hAnsi="Times New Roman" w:cs="Times New Roman"/>
-                <w:sz w:val="24"/>
-                <w:szCs w:val="24"/>
-              </w:rPr>
-              <w:t>5</w:t>
-            </w:r>
           </w:p>
         </w:tc>
         <w:tc>
@@ -2165,24 +1689,6 @@
                 <w:szCs w:val="24"/>
               </w:rPr>
             </w:pPr>
-            <w:proofErr w:type="spellStart"/>
-            <w:r>
-              <w:rPr>
-                <w:rFonts w:ascii="Times New Roman" w:hAnsi="Times New Roman" w:cs="Times New Roman"/>
-                <w:sz w:val="24"/>
-                <w:szCs w:val="24"/>
-              </w:rPr>
-              <w:t>Dst</w:t>
-            </w:r>
-            <w:proofErr w:type="spellEnd"/>
-            <w:r>
-              <w:rPr>
-                <w:rFonts w:ascii="Times New Roman" w:hAnsi="Times New Roman" w:cs="Times New Roman"/>
-                <w:sz w:val="24"/>
-                <w:szCs w:val="24"/>
-              </w:rPr>
-              <w:t>.</w:t>
-            </w:r>
           </w:p>
         </w:tc>
         <w:tc>
@@ -2827,15 +2333,27 @@
               </w:rPr>
               <w:t xml:space="preserve">Nama </w:t>
             </w:r>
-            <w:r>
-              <w:rPr>
-                <w:rFonts w:ascii="Times New Roman" w:hAnsi="Times New Roman" w:cs="Times New Roman"/>
-                <w:b/>
-                <w:bCs/>
-                <w:sz w:val="24"/>
-                <w:szCs w:val="24"/>
-              </w:rPr>
-              <w:t>Kepala Lab./</w:t>
+            <w:proofErr w:type="spellStart"/>
+            <w:r>
+              <w:rPr>
+                <w:rFonts w:ascii="Times New Roman" w:hAnsi="Times New Roman" w:cs="Times New Roman"/>
+                <w:b/>
+                <w:bCs/>
+                <w:sz w:val="24"/>
+                <w:szCs w:val="24"/>
+              </w:rPr>
+              <w:t>Kepala</w:t>
+            </w:r>
+            <w:proofErr w:type="spellEnd"/>
+            <w:r>
+              <w:rPr>
+                <w:rFonts w:ascii="Times New Roman" w:hAnsi="Times New Roman" w:cs="Times New Roman"/>
+                <w:b/>
+                <w:bCs/>
+                <w:sz w:val="24"/>
+                <w:szCs w:val="24"/>
+              </w:rPr>
+              <w:t xml:space="preserve"> Lab./</w:t>
             </w:r>
             <w:proofErr w:type="spellStart"/>
             <w:r>
